--- a/briefings/线口监测早报-2026-08-25.docx
+++ b/briefings/线口监测早报-2026-08-25.docx
@@ -22,7 +22,7 @@
           <w:color w:val="888888"/>
           <w:sz w:val="18"/>
         </w:rPr>
-        <w:t>监测窗口:近48小时 | 生成时间:2026-08-25 11:27</w:t>
+        <w:t>监测窗口:近48小时 | 生成时间:2026-08-25 11:58</w:t>
       </w:r>
     </w:p>
     <w:p>
@@ -682,7 +682,7 @@
           <w:color w:val="888888"/>
           <w:sz w:val="24"/>
         </w:rPr>
-        <w:t>TOZO AIVU AI眼镜Kickstarter众筹突破10万美元，首创染色光波导技术</w:t>
+        <w:t>AI眼镜集体转向轻量化、主动化，雷鸟眼镜新品1996元起</w:t>
       </w:r>
     </w:p>
     <w:p>
@@ -692,7 +692,7 @@
           <w:color w:val="888888"/>
           <w:sz w:val="18"/>
         </w:rPr>
-        <w:t>来源:Bing新闻 | 时间:08-25 01:25</w:t>
+        <w:t>来源:Bing新闻 | 时间:08-25 00:04</w:t>
       </w:r>
     </w:p>
     <w:p>
@@ -709,58 +709,7 @@
             <w:color w:val="0563C1"/>
             <w:u w:val="single"/>
           </w:rPr>
-          <w:t>TOZO AIVU AI眼镜Kickstarter众筹突破10万美元，首创染色光波导技术</w:t>
-        </w:r>
-      </w:hyperlink>
-    </w:p>
-    <w:p>
-      <w:pPr>
-        <w:pStyle w:val="Heading3"/>
-      </w:pPr>
-      <w:r>
-        <w:rPr>
-          <w:rFonts w:ascii="Times New Roman" w:hAnsi="Times New Roman" w:eastAsia="黑体"/>
-          <w:b w:val="0"/>
-          <w:color w:val="888888"/>
-          <w:sz w:val="24"/>
-        </w:rPr>
-        <w:t>【C级·参考】</w:t>
-      </w:r>
-      <w:r>
-        <w:rPr>
-          <w:rFonts w:ascii="Times New Roman" w:hAnsi="Times New Roman" w:eastAsia="黑体"/>
-          <w:b w:val="0"/>
-          <w:color w:val="888888"/>
-          <w:sz w:val="24"/>
-        </w:rPr>
-        <w:t>Coding expertise is going to collapse from AI reliance</w:t>
-      </w:r>
-    </w:p>
-    <w:p>
-      <w:r>
-        <w:rPr>
-          <w:rFonts w:ascii="Times New Roman" w:hAnsi="Times New Roman" w:eastAsia="宋体"/>
-          <w:color w:val="888888"/>
-          <w:sz w:val="18"/>
-        </w:rPr>
-        <w:t>来源:Hacker News | 时间:08-24 23:52</w:t>
-      </w:r>
-    </w:p>
-    <w:p>
-      <w:r>
-        <w:rPr>
-          <w:rFonts w:ascii="Times New Roman" w:hAnsi="Times New Roman" w:eastAsia="宋体"/>
-          <w:sz w:val="18"/>
-        </w:rPr>
-        <w:t>链接:</w:t>
-      </w:r>
-      <w:hyperlink r:id="rId22">
-        <w:r>
-          <w:rPr>
-            <w:color w:val="0563C1"/>
-            <w:u w:val="single"/>
-          </w:rPr>
-          <w:t>Coding expertise is going to collapse from AI reliance</w:t>
+          <w:t>AI眼镜集体转向轻量化、主动化，雷鸟眼镜新品1996元起</w:t>
         </w:r>
       </w:hyperlink>
     </w:p>
@@ -805,7 +754,7 @@
         </w:rPr>
         <w:t>链接:</w:t>
       </w:r>
-      <w:hyperlink r:id="rId23">
+      <w:hyperlink r:id="rId22">
         <w:r>
           <w:rPr>
             <w:color w:val="0563C1"/>
@@ -856,7 +805,7 @@
         </w:rPr>
         <w:t>链接:</w:t>
       </w:r>
-      <w:hyperlink r:id="rId24">
+      <w:hyperlink r:id="rId23">
         <w:r>
           <w:rPr>
             <w:color w:val="0563C1"/>
@@ -907,64 +856,13 @@
         </w:rPr>
         <w:t>链接:</w:t>
       </w:r>
-      <w:hyperlink r:id="rId25">
+      <w:hyperlink r:id="rId24">
         <w:r>
           <w:rPr>
             <w:color w:val="0563C1"/>
             <w:u w:val="single"/>
           </w:rPr>
           <w:t>OpenAI: GPT 5.6 Sol price reduction (until at least Nov 21)</w:t>
-        </w:r>
-      </w:hyperlink>
-    </w:p>
-    <w:p>
-      <w:pPr>
-        <w:pStyle w:val="Heading3"/>
-      </w:pPr>
-      <w:r>
-        <w:rPr>
-          <w:rFonts w:ascii="Times New Roman" w:hAnsi="Times New Roman" w:eastAsia="黑体"/>
-          <w:b w:val="0"/>
-          <w:color w:val="888888"/>
-          <w:sz w:val="24"/>
-        </w:rPr>
-        <w:t>【C级·参考】</w:t>
-      </w:r>
-      <w:r>
-        <w:rPr>
-          <w:rFonts w:ascii="Times New Roman" w:hAnsi="Times New Roman" w:eastAsia="黑体"/>
-          <w:b w:val="0"/>
-          <w:color w:val="888888"/>
-          <w:sz w:val="24"/>
-        </w:rPr>
-        <w:t>展会上“被留住脚步”的外媒记者：讯飞AI眼镜如何破解商务洽谈的“三秒尴尬”</w:t>
-      </w:r>
-    </w:p>
-    <w:p>
-      <w:r>
-        <w:rPr>
-          <w:rFonts w:ascii="Times New Roman" w:hAnsi="Times New Roman" w:eastAsia="宋体"/>
-          <w:color w:val="888888"/>
-          <w:sz w:val="18"/>
-        </w:rPr>
-        <w:t>来源:Bing新闻 | 时间:08-24 10:31</w:t>
-      </w:r>
-    </w:p>
-    <w:p>
-      <w:r>
-        <w:rPr>
-          <w:rFonts w:ascii="Times New Roman" w:hAnsi="Times New Roman" w:eastAsia="宋体"/>
-          <w:sz w:val="18"/>
-        </w:rPr>
-        <w:t>链接:</w:t>
-      </w:r>
-      <w:hyperlink r:id="rId26">
-        <w:r>
-          <w:rPr>
-            <w:color w:val="0563C1"/>
-            <w:u w:val="single"/>
-          </w:rPr>
-          <w:t>展会上“被留住脚步”的外媒记者：讯飞AI眼镜如何破解商务洽谈的“三秒尴尬”</w:t>
         </w:r>
       </w:hyperlink>
     </w:p>
@@ -1021,7 +919,7 @@
         </w:rPr>
         <w:t>链接:</w:t>
       </w:r>
-      <w:hyperlink r:id="rId27">
+      <w:hyperlink r:id="rId25">
         <w:r>
           <w:rPr>
             <w:color w:val="0563C1"/>
@@ -1084,7 +982,7 @@
         </w:rPr>
         <w:t>链接:</w:t>
       </w:r>
-      <w:hyperlink r:id="rId28">
+      <w:hyperlink r:id="rId26">
         <w:r>
           <w:rPr>
             <w:color w:val="0563C1"/>
@@ -1164,7 +1062,7 @@
         </w:rPr>
         <w:t>链接:</w:t>
       </w:r>
-      <w:hyperlink r:id="rId29">
+      <w:hyperlink r:id="rId27">
         <w:r>
           <w:rPr>
             <w:color w:val="0563C1"/>
@@ -1215,7 +1113,7 @@
         </w:rPr>
         <w:t>链接:</w:t>
       </w:r>
-      <w:hyperlink r:id="rId30">
+      <w:hyperlink r:id="rId28">
         <w:r>
           <w:rPr>
             <w:color w:val="0563C1"/>
@@ -1266,7 +1164,7 @@
         </w:rPr>
         <w:t>链接:</w:t>
       </w:r>
-      <w:hyperlink r:id="rId31">
+      <w:hyperlink r:id="rId29">
         <w:r>
           <w:rPr>
             <w:color w:val="0563C1"/>
@@ -1317,7 +1215,7 @@
         </w:rPr>
         <w:t>链接:</w:t>
       </w:r>
-      <w:hyperlink r:id="rId32">
+      <w:hyperlink r:id="rId30">
         <w:r>
           <w:rPr>
             <w:color w:val="0563C1"/>
@@ -1368,64 +1266,13 @@
         </w:rPr>
         <w:t>链接:</w:t>
       </w:r>
-      <w:hyperlink r:id="rId33">
+      <w:hyperlink r:id="rId31">
         <w:r>
           <w:rPr>
             <w:color w:val="0563C1"/>
             <w:u w:val="single"/>
           </w:rPr>
           <w:t>独立游戏开发者感慨：“陌生人更支持我，亲戚朋友都沉默了”！</w:t>
-        </w:r>
-      </w:hyperlink>
-    </w:p>
-    <w:p>
-      <w:pPr>
-        <w:pStyle w:val="Heading3"/>
-      </w:pPr>
-      <w:r>
-        <w:rPr>
-          <w:rFonts w:ascii="Times New Roman" w:hAnsi="Times New Roman" w:eastAsia="黑体"/>
-          <w:b w:val="0"/>
-          <w:color w:val="888888"/>
-          <w:sz w:val="24"/>
-        </w:rPr>
-        <w:t>【C级·参考】</w:t>
-      </w:r>
-      <w:r>
-        <w:rPr>
-          <w:rFonts w:ascii="Times New Roman" w:hAnsi="Times New Roman" w:eastAsia="黑体"/>
-          <w:b w:val="0"/>
-          <w:color w:val="888888"/>
-          <w:sz w:val="24"/>
-        </w:rPr>
-        <w:t>Steam 喜加一：原价 49 元 RPG 游戏《Dokimon Quest》免费领</w:t>
-      </w:r>
-    </w:p>
-    <w:p>
-      <w:r>
-        <w:rPr>
-          <w:rFonts w:ascii="Times New Roman" w:hAnsi="Times New Roman" w:eastAsia="宋体"/>
-          <w:color w:val="888888"/>
-          <w:sz w:val="18"/>
-        </w:rPr>
-        <w:t>来源:IT之家 | 时间:08-25 07:21</w:t>
-      </w:r>
-    </w:p>
-    <w:p>
-      <w:r>
-        <w:rPr>
-          <w:rFonts w:ascii="Times New Roman" w:hAnsi="Times New Roman" w:eastAsia="宋体"/>
-          <w:sz w:val="18"/>
-        </w:rPr>
-        <w:t>链接:</w:t>
-      </w:r>
-      <w:hyperlink r:id="rId34">
-        <w:r>
-          <w:rPr>
-            <w:color w:val="0563C1"/>
-            <w:u w:val="single"/>
-          </w:rPr>
-          <w:t>Steam 喜加一：原价 49 元 RPG 游戏《Dokimon Quest》免费领</w:t>
         </w:r>
       </w:hyperlink>
     </w:p>
@@ -1470,7 +1317,7 @@
         </w:rPr>
         <w:t>链接:</w:t>
       </w:r>
-      <w:hyperlink r:id="rId35">
+      <w:hyperlink r:id="rId32">
         <w:r>
           <w:rPr>
             <w:color w:val="0563C1"/>
@@ -1521,7 +1368,7 @@
         </w:rPr>
         <w:t>链接:</w:t>
       </w:r>
-      <w:hyperlink r:id="rId36">
+      <w:hyperlink r:id="rId33">
         <w:r>
           <w:rPr>
             <w:color w:val="0563C1"/>
@@ -1572,13 +1419,115 @@
         </w:rPr>
         <w:t>链接:</w:t>
       </w:r>
-      <w:hyperlink r:id="rId37">
+      <w:hyperlink r:id="rId34">
         <w:r>
           <w:rPr>
             <w:color w:val="0563C1"/>
             <w:u w:val="single"/>
           </w:rPr>
           <w:t>1200万DAU，中式摸金第一游戏仍在狂飙</w:t>
+        </w:r>
+      </w:hyperlink>
+    </w:p>
+    <w:p>
+      <w:pPr>
+        <w:pStyle w:val="Heading3"/>
+      </w:pPr>
+      <w:r>
+        <w:rPr>
+          <w:rFonts w:ascii="Times New Roman" w:hAnsi="Times New Roman" w:eastAsia="黑体"/>
+          <w:b w:val="0"/>
+          <w:color w:val="888888"/>
+          <w:sz w:val="24"/>
+        </w:rPr>
+        <w:t>【C级·参考】</w:t>
+      </w:r>
+      <w:r>
+        <w:rPr>
+          <w:rFonts w:ascii="Times New Roman" w:hAnsi="Times New Roman" w:eastAsia="黑体"/>
+          <w:b w:val="0"/>
+          <w:color w:val="888888"/>
+          <w:sz w:val="24"/>
+        </w:rPr>
+        <w:t>财报点名创新高，却被steam数据判凉？游戏越火非议越多</w:t>
+      </w:r>
+    </w:p>
+    <w:p>
+      <w:r>
+        <w:rPr>
+          <w:rFonts w:ascii="Times New Roman" w:hAnsi="Times New Roman" w:eastAsia="宋体"/>
+          <w:color w:val="888888"/>
+          <w:sz w:val="18"/>
+        </w:rPr>
+        <w:t>来源:GameLook | 时间:08-24 01:26</w:t>
+      </w:r>
+    </w:p>
+    <w:p>
+      <w:r>
+        <w:rPr>
+          <w:rFonts w:ascii="Times New Roman" w:hAnsi="Times New Roman" w:eastAsia="宋体"/>
+          <w:sz w:val="18"/>
+        </w:rPr>
+        <w:t>链接:</w:t>
+      </w:r>
+      <w:hyperlink r:id="rId35">
+        <w:r>
+          <w:rPr>
+            <w:color w:val="0563C1"/>
+            <w:u w:val="single"/>
+          </w:rPr>
+          <w:t>财报点名创新高，却被steam数据判凉？游戏越火非议越多</w:t>
+        </w:r>
+      </w:hyperlink>
+    </w:p>
+    <w:p>
+      <w:pPr>
+        <w:pStyle w:val="Heading3"/>
+      </w:pPr>
+      <w:r>
+        <w:rPr>
+          <w:rFonts w:ascii="Times New Roman" w:hAnsi="Times New Roman" w:eastAsia="黑体"/>
+          <w:b w:val="0"/>
+          <w:color w:val="888888"/>
+          <w:sz w:val="24"/>
+        </w:rPr>
+        <w:t>【C级·参考】</w:t>
+      </w:r>
+      <w:r>
+        <w:rPr>
+          <w:rFonts w:ascii="Times New Roman" w:hAnsi="Times New Roman" w:eastAsia="黑体"/>
+          <w:b w:val="0"/>
+          <w:color w:val="888888"/>
+          <w:sz w:val="24"/>
+        </w:rPr>
+        <w:t>当游戏遇上成都烟火，手瓦让年轻人重新认识成都</w:t>
+      </w:r>
+    </w:p>
+    <w:p>
+      <w:r>
+        <w:rPr>
+          <w:rFonts w:ascii="Times New Roman" w:hAnsi="Times New Roman" w:eastAsia="宋体"/>
+          <w:color w:val="888888"/>
+          <w:sz w:val="18"/>
+        </w:rPr>
+        <w:t>来源:GameLook | 时间:08-24 01:07</w:t>
+      </w:r>
+    </w:p>
+    <w:p>
+      <w:r>
+        <w:rPr>
+          <w:rFonts w:ascii="Times New Roman" w:hAnsi="Times New Roman" w:eastAsia="宋体"/>
+          <w:sz w:val="18"/>
+        </w:rPr>
+        <w:t>链接:</w:t>
+      </w:r>
+      <w:hyperlink r:id="rId36">
+        <w:r>
+          <w:rPr>
+            <w:color w:val="0563C1"/>
+            <w:u w:val="single"/>
+          </w:rPr>
+          <w:t>当游戏遇上成都烟火，手瓦让年轻人重新认识成都</w:t>
         </w:r>
       </w:hyperlink>
     </w:p>
@@ -1635,7 +1584,7 @@
         </w:rPr>
         <w:t>链接:</w:t>
       </w:r>
-      <w:hyperlink r:id="rId38">
+      <w:hyperlink r:id="rId37">
         <w:r>
           <w:rPr>
             <w:color w:val="0563C1"/>
@@ -1671,7 +1620,7 @@
           <w:rFonts w:ascii="Times New Roman" w:hAnsi="Times New Roman" w:eastAsia="宋体"/>
           <w:sz w:val="18"/>
         </w:rPr>
-        <w:t>IT之家(60)、GameLook(14)、HackerNews(11)、Bing新闻(2)</w:t>
+        <w:t>IT之家(60)、GameLook(14)、HackerNews(9)、Bing新闻(1)</w:t>
       </w:r>
     </w:p>
     <w:p>
